--- a/Articles文章/标准操作流程SOP/通用标准操作流程SOP/生命体征测量 v1.0.0.docx
+++ b/Articles文章/标准操作流程SOP/通用标准操作流程SOP/生命体征测量 v1.0.0.docx
@@ -631,7 +631,7 @@
     <w:p>
       <w:pPr>
         <w:rPr>
-          <w:rFonts w:ascii="宋体" w:eastAsia="宋体" w:hAnsi="宋体" w:hint="eastAsia"/>
+          <w:rFonts w:ascii="宋体" w:eastAsia="宋体" w:hAnsi="宋体"/>
           <w:sz w:val="28"/>
           <w:szCs w:val="28"/>
         </w:rPr>
@@ -658,7 +658,15 @@
           <w:sz w:val="28"/>
           <w:szCs w:val="28"/>
         </w:rPr>
-        <w:t>观察胸廓起伏3</w:t>
+        <w:t>观察胸廓起伏</w:t>
+      </w:r>
+      <w:r>
+        <w:rPr>
+          <w:rFonts w:ascii="宋体" w:eastAsia="宋体" w:hAnsi="宋体" w:hint="eastAsia"/>
+          <w:sz w:val="28"/>
+          <w:szCs w:val="28"/>
+        </w:rPr>
+        <w:t>计时6</w:t>
       </w:r>
       <w:r>
         <w:rPr>
@@ -682,13 +690,53 @@
           <w:sz w:val="28"/>
           <w:szCs w:val="28"/>
         </w:rPr>
+        <w:t>(</w:t>
+      </w:r>
+      <w:r>
+        <w:rPr>
+          <w:rFonts w:ascii="宋体" w:eastAsia="宋体" w:hAnsi="宋体" w:hint="eastAsia"/>
+          <w:sz w:val="28"/>
+          <w:szCs w:val="28"/>
+        </w:rPr>
+        <w:t>3</w:t>
+      </w:r>
+      <w:r>
+        <w:rPr>
+          <w:rFonts w:ascii="宋体" w:eastAsia="宋体" w:hAnsi="宋体"/>
+          <w:sz w:val="28"/>
+          <w:szCs w:val="28"/>
+        </w:rPr>
+        <w:t>0</w:t>
+      </w:r>
+      <w:r>
+        <w:rPr>
+          <w:rFonts w:ascii="宋体" w:eastAsia="宋体" w:hAnsi="宋体" w:hint="eastAsia"/>
+          <w:sz w:val="28"/>
+          <w:szCs w:val="28"/>
+        </w:rPr>
+        <w:t>s</w:t>
+      </w:r>
+      <w:r>
+        <w:rPr>
+          <w:rFonts w:ascii="宋体" w:eastAsia="宋体" w:hAnsi="宋体"/>
+          <w:sz w:val="28"/>
+          <w:szCs w:val="28"/>
+        </w:rPr>
         <w:t>*2</w:t>
       </w:r>
-    </w:p>
-    <w:p>
-      <w:pPr>
-        <w:rPr>
-          <w:rFonts w:ascii="宋体" w:eastAsia="宋体" w:hAnsi="宋体"/>
+      <w:r>
+        <w:rPr>
+          <w:rFonts w:ascii="宋体" w:eastAsia="宋体" w:hAnsi="宋体"/>
+          <w:sz w:val="28"/>
+          <w:szCs w:val="28"/>
+        </w:rPr>
+        <w:t>)</w:t>
+      </w:r>
+    </w:p>
+    <w:p>
+      <w:pPr>
+        <w:rPr>
+          <w:rFonts w:ascii="宋体" w:eastAsia="宋体" w:hAnsi="宋体" w:hint="eastAsia"/>
           <w:sz w:val="28"/>
           <w:szCs w:val="28"/>
         </w:rPr>
@@ -703,6 +751,71 @@
       </w:r>
       <w:r>
         <w:rPr>
+          <w:rFonts w:ascii="宋体" w:eastAsia="宋体" w:hAnsi="宋体"/>
+          <w:sz w:val="28"/>
+          <w:szCs w:val="28"/>
+        </w:rPr>
+        <w:tab/>
+      </w:r>
+      <w:r>
+        <w:rPr>
+          <w:rFonts w:ascii="宋体" w:eastAsia="宋体" w:hAnsi="宋体" w:hint="eastAsia"/>
+          <w:sz w:val="24"/>
+          <w:szCs w:val="24"/>
+        </w:rPr>
+        <w:t>注：当呼吸不规则时如果使用3</w:t>
+      </w:r>
+      <w:r>
+        <w:rPr>
+          <w:rFonts w:ascii="宋体" w:eastAsia="宋体" w:hAnsi="宋体"/>
+          <w:sz w:val="24"/>
+          <w:szCs w:val="24"/>
+        </w:rPr>
+        <w:t>0</w:t>
+      </w:r>
+      <w:r>
+        <w:rPr>
+          <w:rFonts w:ascii="宋体" w:eastAsia="宋体" w:hAnsi="宋体" w:hint="eastAsia"/>
+          <w:sz w:val="24"/>
+          <w:szCs w:val="24"/>
+        </w:rPr>
+        <w:t>s</w:t>
+      </w:r>
+      <w:r>
+        <w:rPr>
+          <w:rFonts w:ascii="宋体" w:eastAsia="宋体" w:hAnsi="宋体"/>
+          <w:sz w:val="24"/>
+          <w:szCs w:val="24"/>
+        </w:rPr>
+        <w:t>*2</w:t>
+      </w:r>
+      <w:r>
+        <w:rPr>
+          <w:rFonts w:ascii="宋体" w:eastAsia="宋体" w:hAnsi="宋体" w:hint="eastAsia"/>
+          <w:sz w:val="24"/>
+          <w:szCs w:val="24"/>
+        </w:rPr>
+        <w:t>会导致呼吸频率有误差</w:t>
+      </w:r>
+    </w:p>
+    <w:p>
+      <w:pPr>
+        <w:rPr>
+          <w:rFonts w:ascii="宋体" w:eastAsia="宋体" w:hAnsi="宋体"/>
+          <w:sz w:val="28"/>
+          <w:szCs w:val="28"/>
+        </w:rPr>
+      </w:pPr>
+      <w:r>
+        <w:rPr>
+          <w:rFonts w:ascii="宋体" w:eastAsia="宋体" w:hAnsi="宋体"/>
+          <w:sz w:val="28"/>
+          <w:szCs w:val="28"/>
+        </w:rPr>
+        <w:tab/>
+      </w:r>
+      <w:r>
+        <w:rPr>
           <w:rFonts w:ascii="宋体" w:eastAsia="宋体" w:hAnsi="宋体" w:hint="eastAsia"/>
           <w:sz w:val="28"/>
           <w:szCs w:val="28"/>
@@ -737,7 +850,7 @@
     <w:p>
       <w:pPr>
         <w:rPr>
-          <w:rFonts w:ascii="宋体" w:eastAsia="宋体" w:hAnsi="宋体" w:hint="eastAsia"/>
+          <w:rFonts w:ascii="宋体" w:eastAsia="宋体" w:hAnsi="宋体"/>
           <w:sz w:val="28"/>
           <w:szCs w:val="28"/>
         </w:rPr>
@@ -773,6 +886,41 @@
           <w:szCs w:val="28"/>
         </w:rPr>
         <w:t>）查看并记录数值</w:t>
+      </w:r>
+    </w:p>
+    <w:p>
+      <w:pPr>
+        <w:ind w:firstLine="420"/>
+        <w:rPr>
+          <w:rFonts w:ascii="宋体" w:eastAsia="宋体" w:hAnsi="宋体" w:hint="eastAsia"/>
+          <w:sz w:val="24"/>
+          <w:szCs w:val="24"/>
+        </w:rPr>
+      </w:pPr>
+      <w:r>
+        <w:rPr>
+          <w:rFonts w:ascii="宋体" w:eastAsia="宋体" w:hAnsi="宋体" w:hint="eastAsia"/>
+          <w:sz w:val="24"/>
+          <w:szCs w:val="24"/>
+        </w:rPr>
+        <w:lastRenderedPageBreak/>
+        <w:t>注：当你测量呼吸频率的时候可以用手搭在患者</w:t>
+      </w:r>
+      <w:r>
+        <w:rPr>
+          <w:rFonts w:ascii="宋体" w:eastAsia="宋体" w:hAnsi="宋体" w:hint="eastAsia"/>
+          <w:sz w:val="24"/>
+          <w:szCs w:val="24"/>
+        </w:rPr>
+        <w:t>桡动脉</w:t>
+      </w:r>
+      <w:r>
+        <w:rPr>
+          <w:rFonts w:ascii="宋体" w:eastAsia="宋体" w:hAnsi="宋体" w:hint="eastAsia"/>
+          <w:sz w:val="24"/>
+          <w:szCs w:val="24"/>
+        </w:rPr>
+        <w:t>上，同时不要提醒患者你在测量呼吸频率（有的患者会刻意呼吸）</w:t>
       </w:r>
     </w:p>
     <w:p>
@@ -955,7 +1103,23 @@
           <w:sz w:val="28"/>
           <w:szCs w:val="28"/>
         </w:rPr>
-        <w:t>查看并记录数值</w:t>
+        <w:t>查看并</w:t>
+      </w:r>
+      <w:r>
+        <w:rPr>
+          <w:rFonts w:ascii="宋体" w:eastAsia="宋体" w:hAnsi="宋体" w:hint="eastAsia"/>
+          <w:sz w:val="28"/>
+          <w:szCs w:val="28"/>
+        </w:rPr>
+        <w:t>等待数值稳定后再</w:t>
+      </w:r>
+      <w:r>
+        <w:rPr>
+          <w:rFonts w:ascii="宋体" w:eastAsia="宋体" w:hAnsi="宋体" w:hint="eastAsia"/>
+          <w:sz w:val="28"/>
+          <w:szCs w:val="28"/>
+        </w:rPr>
+        <w:t>记录数值</w:t>
       </w:r>
     </w:p>
     <w:p>
@@ -998,270 +1162,278 @@
           <w:sz w:val="30"/>
           <w:szCs w:val="30"/>
         </w:rPr>
-        <w:t>心率测量</w:t>
-      </w:r>
-    </w:p>
-    <w:p>
-      <w:pPr>
-        <w:rPr>
-          <w:rFonts w:ascii="宋体" w:eastAsia="宋体" w:hAnsi="宋体"/>
-          <w:sz w:val="28"/>
-          <w:szCs w:val="28"/>
-        </w:rPr>
-      </w:pPr>
-      <w:r>
-        <w:rPr>
-          <w:rFonts w:ascii="宋体" w:eastAsia="宋体" w:hAnsi="宋体"/>
-          <w:sz w:val="28"/>
-          <w:szCs w:val="28"/>
-        </w:rPr>
-        <w:tab/>
-      </w:r>
-      <w:r>
-        <w:rPr>
-          <w:rFonts w:ascii="宋体" w:eastAsia="宋体" w:hAnsi="宋体" w:hint="eastAsia"/>
-          <w:sz w:val="28"/>
-          <w:szCs w:val="28"/>
-        </w:rPr>
-        <w:t>（1）</w:t>
-      </w:r>
-      <w:r>
-        <w:rPr>
-          <w:rFonts w:ascii="宋体" w:eastAsia="宋体" w:hAnsi="宋体" w:hint="eastAsia"/>
-          <w:sz w:val="28"/>
-          <w:szCs w:val="28"/>
-        </w:rPr>
-        <w:t>用食指和中指放在伤者桡动脉或颈动脉上</w:t>
-      </w:r>
-    </w:p>
-    <w:p>
-      <w:pPr>
-        <w:rPr>
-          <w:rFonts w:ascii="宋体" w:eastAsia="宋体" w:hAnsi="宋体"/>
-          <w:sz w:val="28"/>
-          <w:szCs w:val="28"/>
-        </w:rPr>
-      </w:pPr>
-      <w:r>
-        <w:rPr>
-          <w:rFonts w:ascii="宋体" w:eastAsia="宋体" w:hAnsi="宋体"/>
-          <w:sz w:val="28"/>
-          <w:szCs w:val="28"/>
-        </w:rPr>
-        <w:tab/>
-      </w:r>
-      <w:r>
-        <w:rPr>
-          <w:rFonts w:ascii="宋体" w:eastAsia="宋体" w:hAnsi="宋体" w:hint="eastAsia"/>
-          <w:sz w:val="28"/>
-          <w:szCs w:val="28"/>
-        </w:rPr>
-        <w:t>（2）</w:t>
-      </w:r>
-      <w:r>
-        <w:rPr>
-          <w:rFonts w:ascii="宋体" w:eastAsia="宋体" w:hAnsi="宋体" w:hint="eastAsia"/>
-          <w:sz w:val="28"/>
-          <w:szCs w:val="28"/>
-        </w:rPr>
-        <w:t>3</w:t>
-      </w:r>
-      <w:r>
-        <w:rPr>
-          <w:rFonts w:ascii="宋体" w:eastAsia="宋体" w:hAnsi="宋体"/>
-          <w:sz w:val="28"/>
-          <w:szCs w:val="28"/>
-        </w:rPr>
-        <w:t>0</w:t>
-      </w:r>
-      <w:r>
-        <w:rPr>
-          <w:rFonts w:ascii="宋体" w:eastAsia="宋体" w:hAnsi="宋体" w:hint="eastAsia"/>
-          <w:sz w:val="28"/>
-          <w:szCs w:val="28"/>
-        </w:rPr>
-        <w:t>s</w:t>
-      </w:r>
-      <w:r>
-        <w:rPr>
-          <w:rFonts w:ascii="宋体" w:eastAsia="宋体" w:hAnsi="宋体"/>
-          <w:sz w:val="28"/>
-          <w:szCs w:val="28"/>
-        </w:rPr>
-        <w:t>*2</w:t>
-      </w:r>
-      <w:r>
-        <w:rPr>
-          <w:rFonts w:ascii="宋体" w:eastAsia="宋体" w:hAnsi="宋体" w:hint="eastAsia"/>
-          <w:sz w:val="28"/>
-          <w:szCs w:val="28"/>
-        </w:rPr>
-        <w:t>或1</w:t>
-      </w:r>
-      <w:r>
-        <w:rPr>
-          <w:rFonts w:ascii="宋体" w:eastAsia="宋体" w:hAnsi="宋体"/>
-          <w:sz w:val="28"/>
-          <w:szCs w:val="28"/>
-        </w:rPr>
-        <w:t>5s*4</w:t>
-      </w:r>
-      <w:r>
-        <w:rPr>
-          <w:rFonts w:ascii="宋体" w:eastAsia="宋体" w:hAnsi="宋体" w:hint="eastAsia"/>
-          <w:sz w:val="28"/>
-          <w:szCs w:val="28"/>
-        </w:rPr>
-        <w:t>得出心率</w:t>
-      </w:r>
-    </w:p>
-    <w:p>
-      <w:pPr>
-        <w:rPr>
-          <w:rFonts w:ascii="宋体" w:eastAsia="宋体" w:hAnsi="宋体" w:hint="eastAsia"/>
-          <w:sz w:val="28"/>
-          <w:szCs w:val="28"/>
-        </w:rPr>
-      </w:pPr>
-      <w:r>
-        <w:rPr>
-          <w:rFonts w:ascii="宋体" w:eastAsia="宋体" w:hAnsi="宋体"/>
-          <w:sz w:val="28"/>
-          <w:szCs w:val="28"/>
-        </w:rPr>
-        <w:tab/>
-      </w:r>
-      <w:r>
-        <w:rPr>
-          <w:rFonts w:ascii="宋体" w:eastAsia="宋体" w:hAnsi="宋体" w:hint="eastAsia"/>
-          <w:sz w:val="28"/>
-          <w:szCs w:val="28"/>
-        </w:rPr>
-        <w:t>（</w:t>
-      </w:r>
-      <w:r>
-        <w:rPr>
-          <w:rFonts w:ascii="宋体" w:eastAsia="宋体" w:hAnsi="宋体"/>
-          <w:sz w:val="28"/>
-          <w:szCs w:val="28"/>
-        </w:rPr>
-        <w:t>3</w:t>
-      </w:r>
-      <w:r>
-        <w:rPr>
-          <w:rFonts w:ascii="宋体" w:eastAsia="宋体" w:hAnsi="宋体" w:hint="eastAsia"/>
-          <w:sz w:val="28"/>
-          <w:szCs w:val="28"/>
-        </w:rPr>
-        <w:t>）查看并记录数值</w:t>
-      </w:r>
-    </w:p>
-    <w:p>
-      <w:pPr>
-        <w:rPr>
-          <w:rFonts w:ascii="宋体" w:eastAsia="宋体" w:hAnsi="宋体"/>
-          <w:sz w:val="28"/>
-          <w:szCs w:val="28"/>
-        </w:rPr>
-      </w:pPr>
-      <w:r>
-        <w:rPr>
-          <w:rFonts w:ascii="宋体" w:eastAsia="宋体" w:hAnsi="宋体"/>
-          <w:sz w:val="28"/>
-          <w:szCs w:val="28"/>
-        </w:rPr>
-        <w:tab/>
-      </w:r>
-      <w:r>
-        <w:rPr>
-          <w:rFonts w:ascii="宋体" w:eastAsia="宋体" w:hAnsi="宋体"/>
-          <w:sz w:val="28"/>
-          <w:szCs w:val="28"/>
-        </w:rPr>
-        <w:tab/>
-      </w:r>
-      <w:r>
-        <w:rPr>
-          <w:rFonts w:ascii="宋体" w:eastAsia="宋体" w:hAnsi="宋体" w:hint="eastAsia"/>
-          <w:color w:val="FF0000"/>
-          <w:sz w:val="28"/>
-          <w:szCs w:val="28"/>
-        </w:rPr>
-        <w:t>注：请注意现场徒手测出的是脉率（</w:t>
-      </w:r>
-      <w:r>
-        <w:rPr>
-          <w:rFonts w:ascii="宋体" w:eastAsia="宋体" w:hAnsi="宋体"/>
-          <w:color w:val="FF0000"/>
-          <w:sz w:val="28"/>
-          <w:szCs w:val="28"/>
-        </w:rPr>
-        <w:t>PR</w:t>
-      </w:r>
-      <w:r>
-        <w:rPr>
-          <w:rFonts w:ascii="宋体" w:eastAsia="宋体" w:hAnsi="宋体" w:hint="eastAsia"/>
-          <w:color w:val="FF0000"/>
-          <w:sz w:val="28"/>
-          <w:szCs w:val="28"/>
-        </w:rPr>
-        <w:t>）而不是</w:t>
-      </w:r>
-      <w:r>
-        <w:rPr>
-          <w:rFonts w:ascii="宋体" w:eastAsia="宋体" w:hAnsi="宋体"/>
-          <w:color w:val="FF0000"/>
-          <w:sz w:val="28"/>
-          <w:szCs w:val="28"/>
-        </w:rPr>
-        <w:t>HR</w:t>
-      </w:r>
-      <w:r>
-        <w:rPr>
-          <w:rFonts w:ascii="宋体" w:eastAsia="宋体" w:hAnsi="宋体" w:hint="eastAsia"/>
-          <w:color w:val="FF0000"/>
-          <w:sz w:val="28"/>
-          <w:szCs w:val="28"/>
-        </w:rPr>
-        <w:t>，当伤者</w:t>
-      </w:r>
-      <w:proofErr w:type="gramStart"/>
-      <w:r>
-        <w:rPr>
-          <w:rFonts w:ascii="宋体" w:eastAsia="宋体" w:hAnsi="宋体" w:hint="eastAsia"/>
-          <w:color w:val="FF0000"/>
-          <w:sz w:val="28"/>
-          <w:szCs w:val="28"/>
-        </w:rPr>
-        <w:t>存在低</w:t>
-      </w:r>
-      <w:proofErr w:type="gramEnd"/>
-      <w:r>
-        <w:rPr>
-          <w:rFonts w:ascii="宋体" w:eastAsia="宋体" w:hAnsi="宋体" w:hint="eastAsia"/>
-          <w:color w:val="FF0000"/>
-          <w:sz w:val="28"/>
-          <w:szCs w:val="28"/>
-        </w:rPr>
-        <w:t>灌注或休克时脉搏可能会减弱</w:t>
-      </w:r>
-    </w:p>
-    <w:p>
-      <w:pPr>
-        <w:rPr>
-          <w:rFonts w:ascii="宋体" w:eastAsia="宋体" w:hAnsi="宋体"/>
-          <w:sz w:val="28"/>
-          <w:szCs w:val="28"/>
-        </w:rPr>
-      </w:pPr>
-    </w:p>
-    <w:p>
-      <w:pPr>
-        <w:rPr>
-          <w:rFonts w:ascii="宋体" w:eastAsia="宋体" w:hAnsi="宋体"/>
+        <w:t>脉率</w:t>
+      </w:r>
+      <w:r>
+        <w:rPr>
+          <w:rFonts w:ascii="宋体" w:eastAsia="宋体" w:hAnsi="宋体" w:hint="eastAsia"/>
           <w:sz w:val="30"/>
           <w:szCs w:val="30"/>
         </w:rPr>
+        <w:t>测量</w:t>
+      </w:r>
+    </w:p>
+    <w:p>
+      <w:pPr>
+        <w:rPr>
+          <w:rFonts w:ascii="宋体" w:eastAsia="宋体" w:hAnsi="宋体"/>
+          <w:sz w:val="28"/>
+          <w:szCs w:val="28"/>
+        </w:rPr>
+      </w:pPr>
+      <w:r>
+        <w:rPr>
+          <w:rFonts w:ascii="宋体" w:eastAsia="宋体" w:hAnsi="宋体"/>
+          <w:sz w:val="28"/>
+          <w:szCs w:val="28"/>
+        </w:rPr>
+        <w:tab/>
+      </w:r>
+      <w:r>
+        <w:rPr>
+          <w:rFonts w:ascii="宋体" w:eastAsia="宋体" w:hAnsi="宋体" w:hint="eastAsia"/>
+          <w:sz w:val="28"/>
+          <w:szCs w:val="28"/>
+        </w:rPr>
+        <w:t>（1）</w:t>
+      </w:r>
+      <w:r>
+        <w:rPr>
+          <w:rFonts w:ascii="宋体" w:eastAsia="宋体" w:hAnsi="宋体" w:hint="eastAsia"/>
+          <w:sz w:val="28"/>
+          <w:szCs w:val="28"/>
+        </w:rPr>
+        <w:t>用食指和中指放在伤者桡动脉或颈动脉上</w:t>
+      </w:r>
+    </w:p>
+    <w:p>
+      <w:pPr>
+        <w:rPr>
+          <w:rFonts w:ascii="宋体" w:eastAsia="宋体" w:hAnsi="宋体"/>
+          <w:sz w:val="28"/>
+          <w:szCs w:val="28"/>
+        </w:rPr>
+      </w:pPr>
+      <w:r>
+        <w:rPr>
+          <w:rFonts w:ascii="宋体" w:eastAsia="宋体" w:hAnsi="宋体"/>
+          <w:sz w:val="28"/>
+          <w:szCs w:val="28"/>
+        </w:rPr>
+        <w:tab/>
+      </w:r>
+      <w:r>
+        <w:rPr>
+          <w:rFonts w:ascii="宋体" w:eastAsia="宋体" w:hAnsi="宋体" w:hint="eastAsia"/>
+          <w:sz w:val="28"/>
+          <w:szCs w:val="28"/>
+        </w:rPr>
+        <w:t>（2）</w:t>
+      </w:r>
+      <w:r>
+        <w:rPr>
+          <w:rFonts w:ascii="宋体" w:eastAsia="宋体" w:hAnsi="宋体" w:hint="eastAsia"/>
+          <w:sz w:val="28"/>
+          <w:szCs w:val="28"/>
+        </w:rPr>
+        <w:t>3</w:t>
+      </w:r>
+      <w:r>
+        <w:rPr>
+          <w:rFonts w:ascii="宋体" w:eastAsia="宋体" w:hAnsi="宋体"/>
+          <w:sz w:val="28"/>
+          <w:szCs w:val="28"/>
+        </w:rPr>
+        <w:t>0</w:t>
+      </w:r>
+      <w:r>
+        <w:rPr>
+          <w:rFonts w:ascii="宋体" w:eastAsia="宋体" w:hAnsi="宋体" w:hint="eastAsia"/>
+          <w:sz w:val="28"/>
+          <w:szCs w:val="28"/>
+        </w:rPr>
+        <w:t>s</w:t>
+      </w:r>
+      <w:r>
+        <w:rPr>
+          <w:rFonts w:ascii="宋体" w:eastAsia="宋体" w:hAnsi="宋体"/>
+          <w:sz w:val="28"/>
+          <w:szCs w:val="28"/>
+        </w:rPr>
+        <w:t>*2</w:t>
+      </w:r>
+      <w:r>
+        <w:rPr>
+          <w:rFonts w:ascii="宋体" w:eastAsia="宋体" w:hAnsi="宋体" w:hint="eastAsia"/>
+          <w:sz w:val="28"/>
+          <w:szCs w:val="28"/>
+        </w:rPr>
+        <w:t>或1</w:t>
+      </w:r>
+      <w:r>
+        <w:rPr>
+          <w:rFonts w:ascii="宋体" w:eastAsia="宋体" w:hAnsi="宋体"/>
+          <w:sz w:val="28"/>
+          <w:szCs w:val="28"/>
+        </w:rPr>
+        <w:t>5s*4</w:t>
+      </w:r>
+      <w:r>
+        <w:rPr>
+          <w:rFonts w:ascii="宋体" w:eastAsia="宋体" w:hAnsi="宋体" w:hint="eastAsia"/>
+          <w:sz w:val="28"/>
+          <w:szCs w:val="28"/>
+        </w:rPr>
+        <w:t>得出心率</w:t>
+      </w:r>
+    </w:p>
+    <w:p>
+      <w:pPr>
+        <w:rPr>
+          <w:rFonts w:ascii="宋体" w:eastAsia="宋体" w:hAnsi="宋体"/>
+          <w:sz w:val="28"/>
+          <w:szCs w:val="28"/>
+        </w:rPr>
+      </w:pPr>
+      <w:r>
+        <w:rPr>
+          <w:rFonts w:ascii="宋体" w:eastAsia="宋体" w:hAnsi="宋体"/>
+          <w:sz w:val="28"/>
+          <w:szCs w:val="28"/>
+        </w:rPr>
+        <w:tab/>
+      </w:r>
+      <w:r>
+        <w:rPr>
+          <w:rFonts w:ascii="宋体" w:eastAsia="宋体" w:hAnsi="宋体" w:hint="eastAsia"/>
+          <w:sz w:val="28"/>
+          <w:szCs w:val="28"/>
+        </w:rPr>
+        <w:t>（</w:t>
+      </w:r>
+      <w:r>
+        <w:rPr>
+          <w:rFonts w:ascii="宋体" w:eastAsia="宋体" w:hAnsi="宋体"/>
+          <w:sz w:val="28"/>
+          <w:szCs w:val="28"/>
+        </w:rPr>
+        <w:t>3</w:t>
+      </w:r>
+      <w:r>
+        <w:rPr>
+          <w:rFonts w:ascii="宋体" w:eastAsia="宋体" w:hAnsi="宋体" w:hint="eastAsia"/>
+          <w:sz w:val="28"/>
+          <w:szCs w:val="28"/>
+        </w:rPr>
+        <w:t>）查看并记录数值</w:t>
+      </w:r>
+    </w:p>
+    <w:p>
+      <w:pPr>
+        <w:rPr>
+          <w:rFonts w:ascii="宋体" w:eastAsia="宋体" w:hAnsi="宋体"/>
+          <w:sz w:val="24"/>
+          <w:szCs w:val="24"/>
+        </w:rPr>
+      </w:pPr>
+      <w:r>
+        <w:rPr>
+          <w:rFonts w:ascii="宋体" w:eastAsia="宋体" w:hAnsi="宋体"/>
+          <w:sz w:val="28"/>
+          <w:szCs w:val="28"/>
+        </w:rPr>
+        <w:tab/>
+      </w:r>
+      <w:r>
+        <w:rPr>
+          <w:rFonts w:ascii="宋体" w:eastAsia="宋体" w:hAnsi="宋体"/>
+          <w:sz w:val="28"/>
+          <w:szCs w:val="28"/>
+        </w:rPr>
+        <w:tab/>
+      </w:r>
+      <w:r>
+        <w:rPr>
+          <w:rFonts w:ascii="宋体" w:eastAsia="宋体" w:hAnsi="宋体" w:hint="eastAsia"/>
+          <w:color w:val="FF0000"/>
+          <w:sz w:val="24"/>
+          <w:szCs w:val="24"/>
+        </w:rPr>
+        <w:t>注：请注意现场徒手测出的是脉率（</w:t>
+      </w:r>
+      <w:r>
+        <w:rPr>
+          <w:rFonts w:ascii="宋体" w:eastAsia="宋体" w:hAnsi="宋体"/>
+          <w:color w:val="FF0000"/>
+          <w:sz w:val="24"/>
+          <w:szCs w:val="24"/>
+        </w:rPr>
+        <w:t>PR</w:t>
+      </w:r>
+      <w:r>
+        <w:rPr>
+          <w:rFonts w:ascii="宋体" w:eastAsia="宋体" w:hAnsi="宋体" w:hint="eastAsia"/>
+          <w:color w:val="FF0000"/>
+          <w:sz w:val="24"/>
+          <w:szCs w:val="24"/>
+        </w:rPr>
+        <w:t>）而不是</w:t>
+      </w:r>
+      <w:r>
+        <w:rPr>
+          <w:rFonts w:ascii="宋体" w:eastAsia="宋体" w:hAnsi="宋体"/>
+          <w:color w:val="FF0000"/>
+          <w:sz w:val="24"/>
+          <w:szCs w:val="24"/>
+        </w:rPr>
+        <w:t>HR</w:t>
+      </w:r>
+      <w:r>
+        <w:rPr>
+          <w:rFonts w:ascii="宋体" w:eastAsia="宋体" w:hAnsi="宋体" w:hint="eastAsia"/>
+          <w:color w:val="FF0000"/>
+          <w:sz w:val="24"/>
+          <w:szCs w:val="24"/>
+        </w:rPr>
+        <w:t>，当伤者</w:t>
+      </w:r>
+      <w:proofErr w:type="gramStart"/>
+      <w:r>
+        <w:rPr>
+          <w:rFonts w:ascii="宋体" w:eastAsia="宋体" w:hAnsi="宋体" w:hint="eastAsia"/>
+          <w:color w:val="FF0000"/>
+          <w:sz w:val="24"/>
+          <w:szCs w:val="24"/>
+        </w:rPr>
+        <w:t>存在低</w:t>
+      </w:r>
+      <w:proofErr w:type="gramEnd"/>
+      <w:r>
+        <w:rPr>
+          <w:rFonts w:ascii="宋体" w:eastAsia="宋体" w:hAnsi="宋体" w:hint="eastAsia"/>
+          <w:color w:val="FF0000"/>
+          <w:sz w:val="24"/>
+          <w:szCs w:val="24"/>
+        </w:rPr>
+        <w:t>灌注或休克时脉搏可能会减弱</w:t>
+      </w:r>
+    </w:p>
+    <w:p>
+      <w:pPr>
+        <w:rPr>
+          <w:rFonts w:ascii="宋体" w:eastAsia="宋体" w:hAnsi="宋体"/>
+          <w:sz w:val="28"/>
+          <w:szCs w:val="28"/>
+        </w:rPr>
+      </w:pPr>
+    </w:p>
+    <w:p>
+      <w:pPr>
+        <w:rPr>
+          <w:rFonts w:ascii="宋体" w:eastAsia="宋体" w:hAnsi="宋体"/>
+          <w:sz w:val="30"/>
+          <w:szCs w:val="30"/>
+        </w:rPr>
       </w:pPr>
       <w:r>
         <w:rPr>
@@ -1398,7 +1570,7 @@
     <w:p>
       <w:pPr>
         <w:rPr>
-          <w:rFonts w:ascii="宋体" w:eastAsia="宋体" w:hAnsi="宋体"/>
+          <w:rFonts w:ascii="宋体" w:eastAsia="宋体" w:hAnsi="宋体" w:hint="eastAsia"/>
           <w:sz w:val="28"/>
           <w:szCs w:val="28"/>
         </w:rPr>
@@ -1417,13 +1589,13 @@
           <w:sz w:val="28"/>
           <w:szCs w:val="28"/>
         </w:rPr>
-        <w:t>（4）按照所使用的设备对应方法进行测量</w:t>
-      </w:r>
-    </w:p>
-    <w:p>
-      <w:pPr>
-        <w:rPr>
-          <w:rFonts w:ascii="宋体" w:eastAsia="宋体" w:hAnsi="宋体" w:hint="eastAsia"/>
+        <w:t>（4）将伤者手臂与心脏置于同一水平线上</w:t>
+      </w:r>
+    </w:p>
+    <w:p>
+      <w:pPr>
+        <w:rPr>
+          <w:rFonts w:ascii="宋体" w:eastAsia="宋体" w:hAnsi="宋体"/>
           <w:sz w:val="28"/>
           <w:szCs w:val="28"/>
         </w:rPr>
@@ -1442,7 +1614,64 @@
           <w:sz w:val="28"/>
           <w:szCs w:val="28"/>
         </w:rPr>
-        <w:t>（5）查看并记录数值</w:t>
+        <w:t>（</w:t>
+      </w:r>
+      <w:r>
+        <w:rPr>
+          <w:rFonts w:ascii="宋体" w:eastAsia="宋体" w:hAnsi="宋体"/>
+          <w:sz w:val="28"/>
+          <w:szCs w:val="28"/>
+        </w:rPr>
+        <w:t>5</w:t>
+      </w:r>
+      <w:r>
+        <w:rPr>
+          <w:rFonts w:ascii="宋体" w:eastAsia="宋体" w:hAnsi="宋体" w:hint="eastAsia"/>
+          <w:sz w:val="28"/>
+          <w:szCs w:val="28"/>
+        </w:rPr>
+        <w:t>）按照所使用的设备对应方法进行测量</w:t>
+      </w:r>
+    </w:p>
+    <w:p>
+      <w:pPr>
+        <w:rPr>
+          <w:rFonts w:ascii="宋体" w:eastAsia="宋体" w:hAnsi="宋体"/>
+          <w:sz w:val="28"/>
+          <w:szCs w:val="28"/>
+        </w:rPr>
+      </w:pPr>
+      <w:r>
+        <w:rPr>
+          <w:rFonts w:ascii="宋体" w:eastAsia="宋体" w:hAnsi="宋体"/>
+          <w:sz w:val="28"/>
+          <w:szCs w:val="28"/>
+        </w:rPr>
+        <w:tab/>
+      </w:r>
+      <w:r>
+        <w:rPr>
+          <w:rFonts w:ascii="宋体" w:eastAsia="宋体" w:hAnsi="宋体" w:hint="eastAsia"/>
+          <w:sz w:val="28"/>
+          <w:szCs w:val="28"/>
+        </w:rPr>
+        <w:t>（</w:t>
+      </w:r>
+      <w:r>
+        <w:rPr>
+          <w:rFonts w:ascii="宋体" w:eastAsia="宋体" w:hAnsi="宋体"/>
+          <w:sz w:val="28"/>
+          <w:szCs w:val="28"/>
+        </w:rPr>
+        <w:t>6</w:t>
+      </w:r>
+      <w:r>
+        <w:rPr>
+          <w:rFonts w:ascii="宋体" w:eastAsia="宋体" w:hAnsi="宋体" w:hint="eastAsia"/>
+          <w:sz w:val="28"/>
+          <w:szCs w:val="28"/>
+        </w:rPr>
+        <w:t>）查看并记录数值</w:t>
       </w:r>
     </w:p>
     <w:p>
@@ -1476,7 +1705,7 @@
           <w:sz w:val="32"/>
           <w:szCs w:val="32"/>
         </w:rPr>
-        <w:t>4.4</w:t>
+        <w:t>4.</w:t>
       </w:r>
       <w:r>
         <w:rPr>
@@ -1484,14 +1713,22 @@
           <w:sz w:val="32"/>
           <w:szCs w:val="32"/>
         </w:rPr>
-        <w:t xml:space="preserve"> </w:t>
-      </w:r>
-      <w:r>
-        <w:rPr>
-          <w:rFonts w:ascii="宋体" w:eastAsia="宋体" w:hAnsi="宋体" w:hint="eastAsia"/>
+        <w:t>5</w:t>
+      </w:r>
+      <w:r>
+        <w:rPr>
+          <w:rFonts w:ascii="宋体" w:eastAsia="宋体" w:hAnsi="宋体"/>
           <w:sz w:val="32"/>
           <w:szCs w:val="32"/>
         </w:rPr>
+        <w:t xml:space="preserve"> </w:t>
+      </w:r>
+      <w:r>
+        <w:rPr>
+          <w:rFonts w:ascii="宋体" w:eastAsia="宋体" w:hAnsi="宋体" w:hint="eastAsia"/>
+          <w:sz w:val="32"/>
+          <w:szCs w:val="32"/>
+        </w:rPr>
         <w:t>体温测量</w:t>
       </w:r>
     </w:p>
@@ -1509,6 +1746,7 @@
           <w:sz w:val="28"/>
           <w:szCs w:val="28"/>
         </w:rPr>
+        <w:lastRenderedPageBreak/>
         <w:tab/>
       </w:r>
       <w:r>
@@ -1542,7 +1780,6 @@
           <w:sz w:val="28"/>
           <w:szCs w:val="28"/>
         </w:rPr>
-        <w:lastRenderedPageBreak/>
         <w:tab/>
       </w:r>
       <w:r>
@@ -1603,6 +1840,44 @@
     </w:sectPr>
   </w:body>
 </w:document>
+</file>
+
+<file path=word/endnotes.xml><?xml version="1.0" encoding="utf-8"?>
+<w:endnotes xmlns:wpc="http://schemas.microsoft.com/office/word/2010/wordprocessingCanvas" xmlns:cx="http://schemas.microsoft.com/office/drawing/2014/chartex" xmlns:cx1="http://schemas.microsoft.com/office/drawing/2015/9/8/chartex" xmlns:cx2="http://schemas.microsoft.com/office/drawing/2015/10/21/chartex" xmlns:cx3="http://schemas.microsoft.com/office/drawing/2016/5/9/chartex" xmlns:cx4="http://schemas.microsoft.com/office/drawing/2016/5/10/chartex" xmlns:cx5="http://schemas.microsoft.com/office/drawing/2016/5/11/chartex" xmlns:cx6="http://schemas.microsoft.com/office/drawing/2016/5/12/chartex" xmlns:cx7="http://schemas.microsoft.com/office/drawing/2016/5/13/chartex" xmlns:cx8="http://schemas.microsoft.com/office/drawing/2016/5/14/chartex" xmlns:mc="http://schemas.openxmlformats.org/markup-compatibility/2006" xmlns:aink="http://schemas.microsoft.com/office/drawing/2016/ink" xmlns:am3d="http://schemas.microsoft.com/office/drawing/2017/model3d" xmlns:o="urn:schemas-microsoft-com:office:office" xmlns:r="http://schemas.openxmlformats.org/officeDocument/2006/relationships" xmlns:m="http://schemas.openxmlformats.org/officeDocument/2006/math" xmlns:v="urn:schemas-microsoft-com:vml" xmlns:wp14="http://schemas.microsoft.com/office/word/2010/wordprocessingDrawing" xmlns:wp="http://schemas.openxmlformats.org/drawingml/2006/wordprocessingDrawing" xmlns:w10="urn:schemas-microsoft-com:office:word" xmlns:w="http://schemas.openxmlformats.org/wordprocessingml/2006/main" xmlns:w14="http://schemas.microsoft.com/office/word/2010/wordml" xmlns:w15="http://schemas.microsoft.com/office/word/2012/wordml" xmlns:w16cex="http://schemas.microsoft.com/office/word/2018/wordml/cex" xmlns:w16cid="http://schemas.microsoft.com/office/word/2016/wordml/cid" xmlns:w16="http://schemas.microsoft.com/office/word/2018/wordml" xmlns:w16sdtdh="http://schemas.microsoft.com/office/word/2020/wordml/sdtdatahash" xmlns:w16se="http://schemas.microsoft.com/office/word/2015/wordml/symex" xmlns:wpg="http://schemas.microsoft.com/office/word/2010/wordprocessingGroup" xmlns:wpi="http://schemas.microsoft.com/office/word/2010/wordprocessingInk" xmlns:wne="http://schemas.microsoft.com/office/word/2006/wordml" xmlns:wps="http://schemas.microsoft.com/office/word/2010/wordprocessingShape" mc:Ignorable="w14 w15 w16se w16cid w16 w16cex w16sdtdh wp14">
+  <w:endnote w:type="separator" w:id="-1">
+    <w:p>
+      <w:r>
+        <w:separator/>
+      </w:r>
+    </w:p>
+  </w:endnote>
+  <w:endnote w:type="continuationSeparator" w:id="0">
+    <w:p>
+      <w:r>
+        <w:continuationSeparator/>
+      </w:r>
+    </w:p>
+  </w:endnote>
+</w:endnotes>
+</file>
+
+<file path=word/footnotes.xml><?xml version="1.0" encoding="utf-8"?>
+<w:footnotes xmlns:wpc="http://schemas.microsoft.com/office/word/2010/wordprocessingCanvas" xmlns:cx="http://schemas.microsoft.com/office/drawing/2014/chartex" xmlns:cx1="http://schemas.microsoft.com/office/drawing/2015/9/8/chartex" xmlns:cx2="http://schemas.microsoft.com/office/drawing/2015/10/21/chartex" xmlns:cx3="http://schemas.microsoft.com/office/drawing/2016/5/9/chartex" xmlns:cx4="http://schemas.microsoft.com/office/drawing/2016/5/10/chartex" xmlns:cx5="http://schemas.microsoft.com/office/drawing/2016/5/11/chartex" xmlns:cx6="http://schemas.microsoft.com/office/drawing/2016/5/12/chartex" xmlns:cx7="http://schemas.microsoft.com/office/drawing/2016/5/13/chartex" xmlns:cx8="http://schemas.microsoft.com/office/drawing/2016/5/14/chartex" xmlns:mc="http://schemas.openxmlformats.org/markup-compatibility/2006" xmlns:aink="http://schemas.microsoft.com/office/drawing/2016/ink" xmlns:am3d="http://schemas.microsoft.com/office/drawing/2017/model3d" xmlns:o="urn:schemas-microsoft-com:office:office" xmlns:r="http://schemas.openxmlformats.org/officeDocument/2006/relationships" xmlns:m="http://schemas.openxmlformats.org/officeDocument/2006/math" xmlns:v="urn:schemas-microsoft-com:vml" xmlns:wp14="http://schemas.microsoft.com/office/word/2010/wordprocessingDrawing" xmlns:wp="http://schemas.openxmlformats.org/drawingml/2006/wordprocessingDrawing" xmlns:w10="urn:schemas-microsoft-com:office:word" xmlns:w="http://schemas.openxmlformats.org/wordprocessingml/2006/main" xmlns:w14="http://schemas.microsoft.com/office/word/2010/wordml" xmlns:w15="http://schemas.microsoft.com/office/word/2012/wordml" xmlns:w16cex="http://schemas.microsoft.com/office/word/2018/wordml/cex" xmlns:w16cid="http://schemas.microsoft.com/office/word/2016/wordml/cid" xmlns:w16="http://schemas.microsoft.com/office/word/2018/wordml" xmlns:w16sdtdh="http://schemas.microsoft.com/office/word/2020/wordml/sdtdatahash" xmlns:w16se="http://schemas.microsoft.com/office/word/2015/wordml/symex" xmlns:wpg="http://schemas.microsoft.com/office/word/2010/wordprocessingGroup" xmlns:wpi="http://schemas.microsoft.com/office/word/2010/wordprocessingInk" xmlns:wne="http://schemas.microsoft.com/office/word/2006/wordml" xmlns:wps="http://schemas.microsoft.com/office/word/2010/wordprocessingShape" mc:Ignorable="w14 w15 w16se w16cid w16 w16cex w16sdtdh wp14">
+  <w:footnote w:type="separator" w:id="-1">
+    <w:p>
+      <w:r>
+        <w:separator/>
+      </w:r>
+    </w:p>
+  </w:footnote>
+  <w:footnote w:type="continuationSeparator" w:id="0">
+    <w:p>
+      <w:r>
+        <w:continuationSeparator/>
+      </w:r>
+    </w:p>
+  </w:footnote>
+</w:footnotes>
 </file>
 
 <file path=word/numbering.xml><?xml version="1.0" encoding="utf-8"?>
@@ -2776,6 +3051,71 @@
       <w:szCs w:val="32"/>
     </w:rPr>
   </w:style>
+  <w:style w:type="paragraph" w:styleId="a9">
+    <w:name w:val="header"/>
+    <w:basedOn w:val="a"/>
+    <w:link w:val="aa"/>
+    <w:uiPriority w:val="99"/>
+    <w:unhideWhenUsed/>
+    <w:rsid w:val="0069201F"/>
+    <w:pPr>
+      <w:pBdr>
+        <w:bottom w:val="single" w:sz="6" w:space="1" w:color="auto"/>
+      </w:pBdr>
+      <w:tabs>
+        <w:tab w:val="center" w:pos="4153"/>
+        <w:tab w:val="right" w:pos="8306"/>
+      </w:tabs>
+      <w:snapToGrid w:val="0"/>
+      <w:jc w:val="center"/>
+    </w:pPr>
+    <w:rPr>
+      <w:sz w:val="18"/>
+      <w:szCs w:val="18"/>
+    </w:rPr>
+  </w:style>
+  <w:style w:type="character" w:customStyle="1" w:styleId="aa">
+    <w:name w:val="页眉 字符"/>
+    <w:basedOn w:val="a0"/>
+    <w:link w:val="a9"/>
+    <w:uiPriority w:val="99"/>
+    <w:rsid w:val="0069201F"/>
+    <w:rPr>
+      <w:sz w:val="18"/>
+      <w:szCs w:val="18"/>
+    </w:rPr>
+  </w:style>
+  <w:style w:type="paragraph" w:styleId="ab">
+    <w:name w:val="footer"/>
+    <w:basedOn w:val="a"/>
+    <w:link w:val="ac"/>
+    <w:uiPriority w:val="99"/>
+    <w:unhideWhenUsed/>
+    <w:rsid w:val="0069201F"/>
+    <w:pPr>
+      <w:tabs>
+        <w:tab w:val="center" w:pos="4153"/>
+        <w:tab w:val="right" w:pos="8306"/>
+      </w:tabs>
+      <w:snapToGrid w:val="0"/>
+      <w:jc w:val="left"/>
+    </w:pPr>
+    <w:rPr>
+      <w:sz w:val="18"/>
+      <w:szCs w:val="18"/>
+    </w:rPr>
+  </w:style>
+  <w:style w:type="character" w:customStyle="1" w:styleId="ac">
+    <w:name w:val="页脚 字符"/>
+    <w:basedOn w:val="a0"/>
+    <w:link w:val="ab"/>
+    <w:uiPriority w:val="99"/>
+    <w:rsid w:val="0069201F"/>
+    <w:rPr>
+      <w:sz w:val="18"/>
+      <w:szCs w:val="18"/>
+    </w:rPr>
+  </w:style>
 </w:styles>
 </file>
 
